--- a/pr-preview/pr-296/chapters/paper-organization-tracked-changes.docx
+++ b/pr-preview/pr-296/chapters/paper-organization-tracked-changes.docx
@@ -16,7 +16,7 @@
       </w:pPr>
       <w:del w:id="1" w:author="PR Preview" w:date="2026-01-01T00:00:00Z">
         <w:r>
-          <w:delText xml:space="preserve">Last modified: 2026-10-19 00:38:42 (PDT)</w:delText>
+          <w:delText xml:space="preserve">Last modified: 2026-10-20 10:34:33 (PDT)</w:delText>
         </w:r>
       </w:del>
     </w:p>
@@ -26,7 +26,7 @@
       </w:pPr>
       <w:ins w:id="2" w:author="PR Preview" w:date="2026-01-01T00:00:00Z">
         <w:r>
-          <w:t xml:space="preserve">Last modified: 2026-10-19 00:51:29 (PDT)</w:t>
+          <w:t xml:space="preserve">Last modified: 2026-10-21 12:10:11 (PDT)</w:t>
         </w:r>
       </w:ins>
     </w:p>
@@ -1986,6 +1986,18 @@
     </w:p>
     <w:p>
       <w:pPr>
+        <w:pStyle w:val="Compact"/>
+        <w:numPr>
+          <w:ilvl w:val="0"/>
+          <w:numId w:val="1009"/>
+        </w:numPr>
+      </w:pPr>
+      <w:r>
+        <w:t xml:space="preserve">a technical term or result used before the definition or theorem that introduces it</w:t>
+      </w:r>
+    </w:p>
+    <w:p>
+      <w:pPr>
         <w:pStyle w:val="FirstParagraph"/>
       </w:pPr>
       <w:r>
@@ -2003,7 +2015,13 @@
         <w:pStyle w:val="BodyText"/>
       </w:pPr>
       <w:r>
-        <w:t xml:space="preserve">Fix a forward reference by moving the content ahead of the pointer.</w:t>
+        <w:t xml:space="preserve">Fix a forward reference by moving the content ahead of the pointer,</w:t>
+      </w:r>
+      <w:r>
+        <w:t xml:space="preserve"> </w:t>
+      </w:r>
+      <w:r>
+        <w:t xml:space="preserve">so that each definition or result precedes the sentences that use it.</w:t>
       </w:r>
       <w:r>
         <w:t xml:space="preserve"> </w:t>
@@ -2030,7 +2048,31 @@
         <w:t xml:space="preserve">“above”</w:t>
       </w:r>
       <w:r>
-        <w:t xml:space="preserve">, or delete the pointer.</w:t>
+        <w:t xml:space="preserve">, or delete the directional word.</w:t>
+      </w:r>
+      <w:r>
+        <w:t xml:space="preserve"> </w:t>
+      </w:r>
+      <w:r>
+        <w:t xml:space="preserve">Do not fix a forward reference by removing the hyperlink to the later definition or theorem</w:t>
+      </w:r>
+      <w:r>
+        <w:t xml:space="preserve"> </w:t>
+      </w:r>
+      <w:r>
+        <w:t xml:space="preserve">while leaving the term in the sentence:</w:t>
+      </w:r>
+      <w:r>
+        <w:t xml:space="preserve"> </w:t>
+      </w:r>
+      <w:r>
+        <w:t xml:space="preserve">the sentence still uses a concept the reader has not met,</w:t>
+      </w:r>
+      <w:r>
+        <w:t xml:space="preserve"> </w:t>
+      </w:r>
+      <w:r>
+        <w:t xml:space="preserve">and the reader also loses the link to its definition.</w:t>
       </w:r>
     </w:p>
     <w:p>

--- a/pr-preview/pr-296/chapters/paper-organization-tracked-changes.docx
+++ b/pr-preview/pr-296/chapters/paper-organization-tracked-changes.docx
@@ -16,7 +16,7 @@
       </w:pPr>
       <w:del w:id="1" w:author="PR Preview" w:date="2026-01-01T00:00:00Z">
         <w:r>
-          <w:delText xml:space="preserve">Last modified: 2026-10-20 10:34:33 (PDT)</w:delText>
+          <w:delText xml:space="preserve">Last modified: 2026-10-25 19:48:50 (PDT)</w:delText>
         </w:r>
       </w:del>
     </w:p>
@@ -26,7 +26,7 @@
       </w:pPr>
       <w:ins w:id="2" w:author="PR Preview" w:date="2026-01-01T00:00:00Z">
         <w:r>
-          <w:t xml:space="preserve">Last modified: 2026-10-21 12:10:11 (PDT)</w:t>
+          <w:t xml:space="preserve">Last modified: 2026-10-25 22:11:54 (PDT)</w:t>
         </w:r>
       </w:ins>
     </w:p>
